--- a/words/1조_중간보고서.docx
+++ b/words/1조_중간보고서.docx
@@ -1,6 +1,6 @@
 
 <file path=word/document.xml><?xml version="1.0" encoding="utf-8"?>
-<w:document xmlns:wpc="http://schemas.microsoft.com/office/word/2010/wordprocessingCanvas" xmlns:cx="http://schemas.microsoft.com/office/drawing/2014/chartex" xmlns:cx1="http://schemas.microsoft.com/office/drawing/2015/9/8/chartex" xmlns:cx2="http://schemas.microsoft.com/office/drawing/2015/10/21/chartex" xmlns:cx3="http://schemas.microsoft.com/office/drawing/2016/5/9/chartex" xmlns:cx4="http://schemas.microsoft.com/office/drawing/2016/5/10/chartex" xmlns:cx5="http://schemas.microsoft.com/office/drawing/2016/5/11/chartex" xmlns:cx6="http://schemas.microsoft.com/office/drawing/2016/5/12/chartex" xmlns:cx7="http://schemas.microsoft.com/office/drawing/2016/5/13/chartex" xmlns:cx8="http://schemas.microsoft.com/office/drawing/2016/5/14/chartex" xmlns:mc="http://schemas.openxmlformats.org/markup-compatibility/2006" xmlns:aink="http://schemas.microsoft.com/office/drawing/2016/ink" xmlns:am3d="http://schemas.microsoft.com/office/drawing/2017/model3d" xmlns:o="urn:schemas-microsoft-com:office:office" xmlns:oel="http://schemas.microsoft.com/office/2019/extlst" xmlns:r="http://schemas.openxmlformats.org/officeDocument/2006/relationships" xmlns:m="http://schemas.openxmlformats.org/officeDocument/2006/math" xmlns:v="urn:schemas-microsoft-com:vml" xmlns:wp14="http://schemas.microsoft.com/office/word/2010/wordprocessingDrawing" xmlns:wp="http://schemas.openxmlformats.org/drawingml/2006/wordprocessingDrawing" xmlns:w10="urn:schemas-microsoft-com:office:word" xmlns:w="http://schemas.openxmlformats.org/wordprocessingml/2006/main" xmlns:w14="http://schemas.microsoft.com/office/word/2010/wordml" xmlns:w15="http://schemas.microsoft.com/office/word/2012/wordml" xmlns:w16cex="http://schemas.microsoft.com/office/word/2018/wordml/cex" xmlns:w16cid="http://schemas.microsoft.com/office/word/2016/wordml/cid" xmlns:w16="http://schemas.microsoft.com/office/word/2018/wordml" xmlns:w16du="http://schemas.microsoft.com/office/word/2023/wordml/word16du" xmlns:w16sdtdh="http://schemas.microsoft.com/office/word/2020/wordml/sdtdatahash" xmlns:w16se="http://schemas.microsoft.com/office/word/2015/wordml/symex" xmlns:wpg="http://schemas.microsoft.com/office/word/2010/wordprocessingGroup" xmlns:wpi="http://schemas.microsoft.com/office/word/2010/wordprocessingInk" xmlns:wne="http://schemas.microsoft.com/office/word/2006/wordml" xmlns:wps="http://schemas.microsoft.com/office/word/2010/wordprocessingShape" mc:Ignorable="w14 w15 w16se w16cid w16 w16cex w16sdtdh w16du wp14">
+<w:document xmlns:wpc="http://schemas.microsoft.com/office/word/2010/wordprocessingCanvas" xmlns:cx="http://schemas.microsoft.com/office/drawing/2014/chartex" xmlns:cx1="http://schemas.microsoft.com/office/drawing/2015/9/8/chartex" xmlns:cx2="http://schemas.microsoft.com/office/drawing/2015/10/21/chartex" xmlns:cx3="http://schemas.microsoft.com/office/drawing/2016/5/9/chartex" xmlns:cx4="http://schemas.microsoft.com/office/drawing/2016/5/10/chartex" xmlns:cx5="http://schemas.microsoft.com/office/drawing/2016/5/11/chartex" xmlns:cx6="http://schemas.microsoft.com/office/drawing/2016/5/12/chartex" xmlns:cx7="http://schemas.microsoft.com/office/drawing/2016/5/13/chartex" xmlns:cx8="http://schemas.microsoft.com/office/drawing/2016/5/14/chartex" xmlns:mc="http://schemas.openxmlformats.org/markup-compatibility/2006" xmlns:aink="http://schemas.microsoft.com/office/drawing/2016/ink" xmlns:am3d="http://schemas.microsoft.com/office/drawing/2017/model3d" xmlns:o="urn:schemas-microsoft-com:office:office" xmlns:oel="http://schemas.microsoft.com/office/2019/extlst" xmlns:r="http://schemas.openxmlformats.org/officeDocument/2006/relationships" xmlns:m="http://schemas.openxmlformats.org/officeDocument/2006/math" xmlns:v="urn:schemas-microsoft-com:vml" xmlns:wp14="http://schemas.microsoft.com/office/word/2010/wordprocessingDrawing" xmlns:wp="http://schemas.openxmlformats.org/drawingml/2006/wordprocessingDrawing" xmlns:w10="urn:schemas-microsoft-com:office:word" xmlns:w="http://schemas.openxmlformats.org/wordprocessingml/2006/main" xmlns:w14="http://schemas.microsoft.com/office/word/2010/wordml" xmlns:w15="http://schemas.microsoft.com/office/word/2012/wordml" xmlns:w16cex="http://schemas.microsoft.com/office/word/2018/wordml/cex" xmlns:w16cid="http://schemas.microsoft.com/office/word/2016/wordml/cid" xmlns:w16="http://schemas.microsoft.com/office/word/2018/wordml" xmlns:w16sdtdh="http://schemas.microsoft.com/office/word/2020/wordml/sdtdatahash" xmlns:w16se="http://schemas.microsoft.com/office/word/2015/wordml/symex" xmlns:wpg="http://schemas.microsoft.com/office/word/2010/wordprocessingGroup" xmlns:wpi="http://schemas.microsoft.com/office/word/2010/wordprocessingInk" xmlns:wne="http://schemas.microsoft.com/office/word/2006/wordml" xmlns:wps="http://schemas.microsoft.com/office/word/2010/wordprocessingShape" mc:Ignorable="w14 w15 w16se w16cid w16 w16cex w16sdtdh wp14">
   <w:body>
     <w:p>
       <w:pPr>
@@ -638,6 +638,11 @@
     <w:sdt>
       <w:sdtPr>
         <w:rPr>
+          <w:rFonts w:asciiTheme="minorHAnsi" w:eastAsiaTheme="minorEastAsia" w:hAnsiTheme="minorHAnsi" w:cstheme="minorBidi"/>
+          <w:color w:val="auto"/>
+          <w:kern w:val="2"/>
+          <w:sz w:val="22"/>
+          <w:szCs w:val="24"/>
           <w:lang w:val="ko-KR"/>
         </w:rPr>
         <w:id w:val="-1205248194"/>
@@ -646,15 +651,6 @@
           <w:docPartUnique/>
         </w:docPartObj>
       </w:sdtPr>
-      <w:sdtEndPr>
-        <w:rPr>
-          <w:rFonts w:asciiTheme="minorHAnsi" w:eastAsiaTheme="minorEastAsia" w:hAnsiTheme="minorHAnsi" w:cstheme="minorBidi"/>
-          <w:color w:val="auto"/>
-          <w:kern w:val="2"/>
-          <w:sz w:val="22"/>
-          <w:szCs w:val="24"/>
-        </w:rPr>
-      </w:sdtEndPr>
       <w:sdtContent>
         <w:p>
           <w:pPr>
@@ -670,6 +666,9 @@
         <w:p>
           <w:pPr>
             <w:pStyle w:val="12"/>
+            <w:rPr>
+              <w:rFonts w:hint="eastAsia"/>
+            </w:rPr>
           </w:pPr>
           <w:bookmarkStart w:id="1" w:name="_Hlk164615768"/>
           <w:r>
@@ -684,11 +683,12 @@
           </w:r>
           <w:r>
             <w:rPr>
+              <w:rFonts w:hint="eastAsia"/>
               <w:b/>
               <w:bCs/>
               <w:lang w:val="ko-KR"/>
             </w:rPr>
-            <w:t>1</w:t>
+            <w:t>3</w:t>
           </w:r>
         </w:p>
         <w:p>
@@ -696,6 +696,7 @@
             <w:pStyle w:val="21"/>
             <w:ind w:left="216"/>
             <w:rPr>
+              <w:rFonts w:hint="eastAsia"/>
               <w:lang w:val="ko-KR"/>
             </w:rPr>
           </w:pPr>
@@ -730,9 +731,10 @@
           </w:r>
           <w:r>
             <w:rPr>
+              <w:rFonts w:hint="eastAsia"/>
               <w:lang w:val="ko-KR"/>
             </w:rPr>
-            <w:t>2</w:t>
+            <w:t>3</w:t>
           </w:r>
         </w:p>
         <w:bookmarkEnd w:id="2"/>
@@ -741,6 +743,7 @@
             <w:pStyle w:val="21"/>
             <w:ind w:left="216"/>
             <w:rPr>
+              <w:rFonts w:hint="eastAsia"/>
               <w:lang w:val="ko-KR"/>
             </w:rPr>
           </w:pPr>
@@ -773,9 +776,10 @@
           </w:r>
           <w:r>
             <w:rPr>
+              <w:rFonts w:hint="eastAsia"/>
               <w:lang w:val="ko-KR"/>
             </w:rPr>
-            <w:t>2</w:t>
+            <w:t>4</w:t>
           </w:r>
         </w:p>
         <w:p>
@@ -832,15 +836,17 @@
           </w:r>
           <w:r>
             <w:rPr>
+              <w:rFonts w:hint="eastAsia"/>
               <w:lang w:val="ko-KR"/>
             </w:rPr>
-            <w:t>2</w:t>
+            <w:t>4</w:t>
           </w:r>
         </w:p>
         <w:p>
           <w:pPr>
             <w:pStyle w:val="12"/>
             <w:rPr>
+              <w:rFonts w:hint="eastAsia"/>
               <w:b/>
               <w:bCs/>
               <w:lang w:val="ko-KR"/>
@@ -869,11 +875,12 @@
           </w:r>
           <w:r>
             <w:rPr>
+              <w:rFonts w:hint="eastAsia"/>
               <w:b/>
               <w:bCs/>
               <w:lang w:val="ko-KR"/>
             </w:rPr>
-            <w:t>4</w:t>
+            <w:t>9</w:t>
           </w:r>
         </w:p>
         <w:p>
@@ -1015,9 +1022,6 @@
           <w:pPr>
             <w:pStyle w:val="31"/>
             <w:ind w:left="446"/>
-            <w:rPr>
-              <w:rFonts w:hint="eastAsia"/>
-            </w:rPr>
           </w:pPr>
           <w:r>
             <w:rPr>
@@ -1050,7 +1054,6 @@
             <w:pStyle w:val="21"/>
             <w:ind w:left="216"/>
             <w:rPr>
-              <w:rFonts w:hint="eastAsia"/>
               <w:lang w:val="ko-KR"/>
             </w:rPr>
           </w:pPr>
@@ -1305,7 +1308,6 @@
             <w:pStyle w:val="21"/>
             <w:ind w:left="216"/>
             <w:rPr>
-              <w:rFonts w:hint="eastAsia"/>
               <w:lang w:val="ko-KR"/>
             </w:rPr>
           </w:pPr>
@@ -1432,13 +1434,7 @@
           </w:r>
           <w:bookmarkEnd w:id="0"/>
         </w:p>
-        <w:p>
-          <w:pPr>
-            <w:rPr>
-              <w:rFonts w:hint="eastAsia"/>
-            </w:rPr>
-          </w:pPr>
-        </w:p>
+        <w:p/>
         <w:p>
           <w:pPr>
             <w:rPr>
@@ -1575,34 +1571,56 @@
         <w:spacing w:line="240" w:lineRule="auto"/>
         <w:ind w:left="500"/>
         <w:rPr>
+          <w:rFonts w:asciiTheme="minorHAnsi" w:eastAsiaTheme="minorHAnsi" w:hAnsiTheme="minorHAnsi" w:cs="바탕체"/>
+        </w:rPr>
+      </w:pPr>
+      <w:r>
+        <w:rPr>
+          <w:rFonts w:asciiTheme="minorHAnsi" w:eastAsiaTheme="minorHAnsi" w:hAnsiTheme="minorHAnsi" w:cs="바탕체"/>
+        </w:rPr>
+        <w:t xml:space="preserve">이러한 이유로, 저희는 </w:t>
+      </w:r>
+      <w:proofErr w:type="spellStart"/>
+      <w:r>
+        <w:rPr>
+          <w:rFonts w:asciiTheme="minorHAnsi" w:eastAsiaTheme="minorHAnsi" w:hAnsiTheme="minorHAnsi" w:cs="바탕체"/>
+        </w:rPr>
+        <w:t>커튼콜</w:t>
+      </w:r>
+      <w:proofErr w:type="spellEnd"/>
+      <w:r>
+        <w:rPr>
+          <w:rFonts w:asciiTheme="minorHAnsi" w:eastAsiaTheme="minorHAnsi" w:hAnsiTheme="minorHAnsi" w:cs="바탕체"/>
+        </w:rPr>
+        <w:t xml:space="preserve"> 프로젝트를 제안합니다.</w:t>
+      </w:r>
+      <w:r>
+        <w:rPr>
           <w:rFonts w:asciiTheme="minorHAnsi" w:eastAsiaTheme="minorHAnsi" w:hAnsiTheme="minorHAnsi" w:cs="바탕체" w:hint="eastAsia"/>
         </w:rPr>
-      </w:pPr>
-      <w:r>
-        <w:rPr>
-          <w:rFonts w:asciiTheme="minorHAnsi" w:eastAsiaTheme="minorHAnsi" w:hAnsiTheme="minorHAnsi" w:cs="바탕체"/>
-        </w:rPr>
-        <w:t xml:space="preserve">이러한 이유로, 저희는 </w:t>
-      </w:r>
-      <w:proofErr w:type="spellStart"/>
-      <w:r>
-        <w:rPr>
-          <w:rFonts w:asciiTheme="minorHAnsi" w:eastAsiaTheme="minorHAnsi" w:hAnsiTheme="minorHAnsi" w:cs="바탕체"/>
-        </w:rPr>
-        <w:t>커튼콜</w:t>
-      </w:r>
-      <w:proofErr w:type="spellEnd"/>
-      <w:r>
-        <w:rPr>
-          <w:rFonts w:asciiTheme="minorHAnsi" w:eastAsiaTheme="minorHAnsi" w:hAnsiTheme="minorHAnsi" w:cs="바탕체"/>
-        </w:rPr>
-        <w:t xml:space="preserve"> 프로젝트를 제안합니다.</w:t>
-      </w:r>
+        <w:t xml:space="preserve"> 일정이라는 연극이 끝나고 퇴장하는 순간조차도 아름답게 나누는 경험을 저희는 제공하고 싶습니다. </w:t>
+      </w:r>
+    </w:p>
+    <w:p>
+      <w:pPr>
+        <w:pStyle w:val="a8"/>
+        <w:spacing w:line="240" w:lineRule="auto"/>
+        <w:ind w:left="500"/>
+        <w:rPr>
+          <w:rFonts w:asciiTheme="minorHAnsi" w:eastAsiaTheme="minorHAnsi" w:hAnsiTheme="minorHAnsi" w:cs="바탕체"/>
+        </w:rPr>
+      </w:pPr>
       <w:r>
         <w:rPr>
           <w:rFonts w:asciiTheme="minorHAnsi" w:eastAsiaTheme="minorHAnsi" w:hAnsiTheme="minorHAnsi" w:cs="바탕체" w:hint="eastAsia"/>
         </w:rPr>
-        <w:t xml:space="preserve"> 일정이라는 연극이 끝나고 퇴장하는 순간조차도 아름답게 나누는 경험을 저희는 제공하고 싶습니다. </w:t>
+        <w:t>저희 앱 사용자가</w:t>
+      </w:r>
+      <w:r>
+        <w:rPr>
+          <w:rFonts w:asciiTheme="minorHAnsi" w:eastAsiaTheme="minorHAnsi" w:hAnsiTheme="minorHAnsi" w:cs="바탕체"/>
+        </w:rPr>
+        <w:t xml:space="preserve"> 사진을 서버에 전송하게 되면, 서버에서 사진의 유사도를 판단하여, 사진들을 묶어 정렬해 줍니다.</w:t>
       </w:r>
     </w:p>
     <w:p>
@@ -1616,15 +1634,25 @@
       </w:pPr>
       <w:r>
         <w:rPr>
+          <w:rFonts w:asciiTheme="minorHAnsi" w:eastAsiaTheme="minorHAnsi" w:hAnsiTheme="minorHAnsi" w:cs="바탕체"/>
+        </w:rPr>
+        <w:t>이후 정렬된 사진들을 네 개의 섹터로 나누어 콜라주하고, 토너먼트 방식으로 가장 나은 사진을 고르게 한다면, 쉽게 마음에 드는 사진을 선택할 수 있습니다.</w:t>
+      </w:r>
+    </w:p>
+    <w:p>
+      <w:pPr>
+        <w:pStyle w:val="a8"/>
+        <w:spacing w:line="240" w:lineRule="auto"/>
+        <w:ind w:left="500"/>
+        <w:rPr>
+          <w:rFonts w:asciiTheme="minorHAnsi" w:eastAsiaTheme="minorHAnsi" w:hAnsiTheme="minorHAnsi" w:cs="바탕체"/>
+        </w:rPr>
+      </w:pPr>
+      <w:r>
+        <w:rPr>
           <w:rFonts w:asciiTheme="minorHAnsi" w:eastAsiaTheme="minorHAnsi" w:hAnsiTheme="minorHAnsi" w:cs="바탕체" w:hint="eastAsia"/>
         </w:rPr>
-        <w:t>저희 앱 사용자가</w:t>
-      </w:r>
-      <w:r>
-        <w:rPr>
-          <w:rFonts w:asciiTheme="minorHAnsi" w:eastAsiaTheme="minorHAnsi" w:hAnsiTheme="minorHAnsi" w:cs="바탕체"/>
-        </w:rPr>
-        <w:t xml:space="preserve"> 사진을 서버에 전송하게 되면, 서버에서 사진의 유사도를 판단하여, 사진들을 묶어 정렬해 줍니다.</w:t>
+        <w:t>고른 사진을 사용자는 커튼 콜에서 무대 위로 장미를 던지듯, 추억을 공유하며 다운로드 할 수 있습니다.</w:t>
       </w:r>
     </w:p>
     <w:p>
@@ -1636,12 +1664,6 @@
           <w:rFonts w:asciiTheme="minorHAnsi" w:eastAsiaTheme="minorHAnsi" w:hAnsiTheme="minorHAnsi" w:cs="바탕체"/>
         </w:rPr>
       </w:pPr>
-      <w:r>
-        <w:rPr>
-          <w:rFonts w:asciiTheme="minorHAnsi" w:eastAsiaTheme="minorHAnsi" w:hAnsiTheme="minorHAnsi" w:cs="바탕체"/>
-        </w:rPr>
-        <w:t>이후 정렬된 사진들을 네 개의 섹터로 나누어 콜라주하고, 토너먼트 방식으로 가장 나은 사진을 고르게 한다면, 쉽게 마음에 드는 사진을 선택할 수 있습니다.</w:t>
-      </w:r>
     </w:p>
     <w:p>
       <w:pPr>
@@ -1656,32 +1678,6 @@
         <w:rPr>
           <w:rFonts w:asciiTheme="minorHAnsi" w:eastAsiaTheme="minorHAnsi" w:hAnsiTheme="minorHAnsi" w:cs="바탕체" w:hint="eastAsia"/>
         </w:rPr>
-        <w:t>고른 사진을 사용자는 커튼 콜에서 무대 위로 장미를 던지듯, 추억을 공유하며 다운로드 할 수 있습니다.</w:t>
-      </w:r>
-    </w:p>
-    <w:p>
-      <w:pPr>
-        <w:pStyle w:val="a8"/>
-        <w:spacing w:line="240" w:lineRule="auto"/>
-        <w:ind w:left="500"/>
-        <w:rPr>
-          <w:rFonts w:asciiTheme="minorHAnsi" w:eastAsiaTheme="minorHAnsi" w:hAnsiTheme="minorHAnsi" w:cs="바탕체" w:hint="eastAsia"/>
-        </w:rPr>
-      </w:pPr>
-    </w:p>
-    <w:p>
-      <w:pPr>
-        <w:pStyle w:val="a8"/>
-        <w:spacing w:line="240" w:lineRule="auto"/>
-        <w:ind w:left="500"/>
-        <w:rPr>
-          <w:rFonts w:asciiTheme="minorHAnsi" w:eastAsiaTheme="minorHAnsi" w:hAnsiTheme="minorHAnsi" w:cs="바탕체" w:hint="eastAsia"/>
-        </w:rPr>
-      </w:pPr>
-      <w:r>
-        <w:rPr>
-          <w:rFonts w:asciiTheme="minorHAnsi" w:eastAsiaTheme="minorHAnsi" w:hAnsiTheme="minorHAnsi" w:cs="바탕체" w:hint="eastAsia"/>
-        </w:rPr>
         <w:t>이제 제안한 내용을 와이어 프레임으로 표현하면 다음과 같습니다.</w:t>
       </w:r>
     </w:p>
@@ -1694,6 +1690,7 @@
       <w:r>
         <w:rPr>
           <w:rFonts w:asciiTheme="minorHAnsi" w:eastAsiaTheme="minorHAnsi" w:hAnsiTheme="minorHAnsi" w:cs="바탕체"/>
+          <w:noProof/>
         </w:rPr>
         <w:drawing>
           <wp:inline distT="0" distB="0" distL="0" distR="0" wp14:anchorId="048C67A8" wp14:editId="2BFE5A43">
@@ -1785,7 +1782,7 @@
         <w:pStyle w:val="a8"/>
         <w:spacing w:line="240" w:lineRule="auto"/>
         <w:rPr>
-          <w:rFonts w:asciiTheme="minorHAnsi" w:eastAsiaTheme="minorHAnsi" w:hAnsiTheme="minorHAnsi" w:cs="바탕체" w:hint="eastAsia"/>
+          <w:rFonts w:asciiTheme="minorHAnsi" w:eastAsiaTheme="minorHAnsi" w:hAnsiTheme="minorHAnsi" w:cs="바탕체"/>
           <w:color w:val="FF0000"/>
         </w:rPr>
       </w:pPr>
@@ -1820,13 +1817,13 @@
         <w:spacing w:line="240" w:lineRule="auto"/>
         <w:ind w:left="500"/>
         <w:rPr>
+          <w:rFonts w:asciiTheme="minorHAnsi" w:eastAsiaTheme="minorHAnsi" w:hAnsiTheme="minorHAnsi" w:cs="바탕체"/>
+        </w:rPr>
+      </w:pPr>
+      <w:r>
+        <w:rPr>
           <w:rFonts w:asciiTheme="minorHAnsi" w:eastAsiaTheme="minorHAnsi" w:hAnsiTheme="minorHAnsi" w:cs="바탕체" w:hint="eastAsia"/>
         </w:rPr>
-      </w:pPr>
-      <w:r>
-        <w:rPr>
-          <w:rFonts w:asciiTheme="minorHAnsi" w:eastAsiaTheme="minorHAnsi" w:hAnsiTheme="minorHAnsi" w:cs="바탕체" w:hint="eastAsia"/>
-        </w:rPr>
         <w:t>저희는 개요에서의 경험을 하나의 애플리케이션으로 구현하길 원합니다. 즉 다음 3개의 핵심 요소를 목표로 합니다.</w:t>
       </w:r>
     </w:p>
@@ -1836,7 +1833,7 @@
         <w:spacing w:line="240" w:lineRule="auto"/>
         <w:ind w:left="700"/>
         <w:rPr>
-          <w:rFonts w:asciiTheme="minorHAnsi" w:eastAsiaTheme="minorHAnsi" w:hAnsiTheme="minorHAnsi" w:cs="바탕체" w:hint="eastAsia"/>
+          <w:rFonts w:asciiTheme="minorHAnsi" w:eastAsiaTheme="minorHAnsi" w:hAnsiTheme="minorHAnsi" w:cs="바탕체"/>
         </w:rPr>
       </w:pPr>
       <w:r>
@@ -1970,7 +1967,7 @@
         <w:pStyle w:val="a8"/>
         <w:spacing w:after="140" w:line="240" w:lineRule="auto"/>
         <w:rPr>
-          <w:rFonts w:asciiTheme="minorHAnsi" w:eastAsiaTheme="minorHAnsi" w:hAnsiTheme="minorHAnsi" w:cs="바탕체" w:hint="eastAsia"/>
+          <w:rFonts w:asciiTheme="minorHAnsi" w:eastAsiaTheme="minorHAnsi" w:hAnsiTheme="minorHAnsi" w:cs="바탕체"/>
           <w:b/>
           <w:bCs/>
           <w:sz w:val="24"/>
@@ -2196,9 +2193,6 @@
               <w:wordWrap/>
               <w:autoSpaceDE/>
               <w:autoSpaceDN/>
-              <w:rPr>
-                <w:rFonts w:hint="eastAsia"/>
-              </w:rPr>
             </w:pPr>
             <w:r>
               <w:t>Piku.이상형월드컵</w:t>
@@ -2288,11 +2282,6 @@
             <w:tcW w:w="2805" w:type="dxa"/>
           </w:tcPr>
           <w:p>
-            <w:pPr>
-              <w:rPr>
-                <w:rFonts w:hint="eastAsia"/>
-              </w:rPr>
-            </w:pPr>
             <w:r>
               <w:rPr>
                 <w:noProof/>
@@ -2364,9 +2353,6 @@
         <w:wordWrap/>
         <w:autoSpaceDE/>
         <w:autoSpaceDN/>
-        <w:rPr>
-          <w:rFonts w:hint="eastAsia"/>
-        </w:rPr>
       </w:pPr>
     </w:p>
     <w:p>
@@ -2644,11 +2630,6 @@
       </w:tr>
     </w:tbl>
     <w:p>
-      <w:pPr>
-        <w:rPr>
-          <w:rFonts w:hint="eastAsia"/>
-        </w:rPr>
-      </w:pPr>
       <w:r>
         <w:rPr>
           <w:rFonts w:hint="eastAsia"/>
@@ -2689,11 +2670,6 @@
       </w:hyperlink>
     </w:p>
     <w:p>
-      <w:pPr>
-        <w:rPr>
-          <w:rFonts w:hint="eastAsia"/>
-        </w:rPr>
-      </w:pPr>
       <w:r>
         <w:rPr>
           <w:rFonts w:hint="eastAsia"/>
@@ -2763,11 +2739,6 @@
       </w:r>
     </w:p>
     <w:p>
-      <w:pPr>
-        <w:rPr>
-          <w:rFonts w:hint="eastAsia"/>
-        </w:rPr>
-      </w:pPr>
       <w:r>
         <w:rPr>
           <w:rFonts w:hint="eastAsia"/>
@@ -2984,28 +2955,11 @@
           <w:rPr>
             <w:rStyle w:val="a5"/>
           </w:rPr>
-          <w:t>https://play.google.com/store/apps/deta</w:t>
-        </w:r>
-        <w:r>
-          <w:rPr>
-            <w:rStyle w:val="a5"/>
-          </w:rPr>
-          <w:t>i</w:t>
-        </w:r>
-        <w:r>
-          <w:rPr>
-            <w:rStyle w:val="a5"/>
-          </w:rPr>
-          <w:t>ls?id=app.celebrate.celpho&amp;pcampaignid=web_share</w:t>
+          <w:t>https://play.google.com/store/apps/details?id=app.celebrate.celpho&amp;pcampaignid=web_share</w:t>
         </w:r>
       </w:hyperlink>
     </w:p>
     <w:p>
-      <w:pPr>
-        <w:rPr>
-          <w:rFonts w:hint="eastAsia"/>
-        </w:rPr>
-      </w:pPr>
       <w:r>
         <w:rPr>
           <w:rFonts w:hint="eastAsia"/>
@@ -3047,11 +3001,6 @@
       </w:r>
     </w:p>
     <w:p>
-      <w:pPr>
-        <w:rPr>
-          <w:rFonts w:hint="eastAsia"/>
-        </w:rPr>
-      </w:pPr>
       <w:r>
         <w:rPr>
           <w:rFonts w:hint="eastAsia"/>
@@ -3089,11 +3038,6 @@
       </w:r>
     </w:p>
     <w:p>
-      <w:pPr>
-        <w:rPr>
-          <w:rFonts w:hint="eastAsia"/>
-        </w:rPr>
-      </w:pPr>
       <w:r>
         <w:rPr>
           <w:rFonts w:hint="eastAsia"/>
@@ -3343,11 +3287,6 @@
       </w:r>
     </w:p>
     <w:p>
-      <w:pPr>
-        <w:rPr>
-          <w:rFonts w:hint="eastAsia"/>
-        </w:rPr>
-      </w:pPr>
       <w:r>
         <w:rPr>
           <w:rFonts w:hint="eastAsia"/>
@@ -3368,11 +3307,6 @@
       </w:r>
     </w:p>
     <w:p>
-      <w:pPr>
-        <w:rPr>
-          <w:rFonts w:hint="eastAsia"/>
-        </w:rPr>
-      </w:pPr>
       <w:r>
         <w:rPr>
           <w:rFonts w:hint="eastAsia"/>
@@ -3415,13 +3349,7 @@
         <w:t xml:space="preserve"> 키워드 중심의 사진 분석을 제공하고, 이를 폴더로 제공합니다.</w:t>
       </w:r>
     </w:p>
-    <w:p>
-      <w:pPr>
-        <w:rPr>
-          <w:rFonts w:hint="eastAsia"/>
-        </w:rPr>
-      </w:pPr>
-    </w:p>
+    <w:p/>
     <w:p>
       <w:r>
         <w:rPr>
@@ -3524,9 +3452,6 @@
     <w:p>
       <w:pPr>
         <w:ind w:leftChars="200" w:left="440"/>
-        <w:rPr>
-          <w:rFonts w:hint="eastAsia"/>
-        </w:rPr>
       </w:pPr>
       <w:hyperlink r:id="rId20" w:history="1">
         <w:r>
@@ -3840,11 +3765,6 @@
             <w:tcW w:w="2832" w:type="dxa"/>
           </w:tcPr>
           <w:p>
-            <w:pPr>
-              <w:rPr>
-                <w:rFonts w:hint="eastAsia"/>
-              </w:rPr>
-            </w:pPr>
             <w:r>
               <w:rPr>
                 <w:noProof/>
@@ -3987,11 +3907,6 @@
       </w:r>
     </w:p>
     <w:p>
-      <w:pPr>
-        <w:rPr>
-          <w:rFonts w:hint="eastAsia"/>
-        </w:rPr>
-      </w:pPr>
       <w:r>
         <w:rPr>
           <w:rFonts w:hint="eastAsia"/>
@@ -3999,21 +3914,9 @@
         <w:t>기능: 옆의 이미지에서 보이듯 휴지통, 특정 폴더 보내기를 슬라이드라는 경험을 통해 보냅니다.</w:t>
       </w:r>
     </w:p>
-    <w:p>
-      <w:pPr>
-        <w:rPr>
-          <w:rFonts w:hint="eastAsia"/>
-        </w:rPr>
-      </w:pPr>
-    </w:p>
     <w:p/>
-    <w:p>
-      <w:pPr>
-        <w:rPr>
-          <w:rFonts w:hint="eastAsia"/>
-        </w:rPr>
-      </w:pPr>
-    </w:p>
+    <w:p/>
+    <w:p/>
     <w:p>
       <w:r>
         <w:rPr>
@@ -4039,39 +3942,176 @@
       </w:r>
     </w:p>
     <w:p>
+      <w:pPr>
+        <w:rPr>
+          <w:rStyle w:val="a5"/>
+        </w:rPr>
+      </w:pPr>
       <w:hyperlink r:id="rId28" w:history="1">
         <w:r>
           <w:rPr>
             <w:rStyle w:val="a5"/>
           </w:rPr>
-          <w:t>https://www.piku.co.kr/</w:t>
+          <w:t>https://www.pik</w:t>
+        </w:r>
+        <w:r>
+          <w:rPr>
+            <w:rStyle w:val="a5"/>
+          </w:rPr>
+          <w:t>u</w:t>
+        </w:r>
+        <w:r>
+          <w:rPr>
+            <w:rStyle w:val="a5"/>
+          </w:rPr>
+          <w:t>.co.kr/</w:t>
         </w:r>
       </w:hyperlink>
     </w:p>
     <w:p>
       <w:r>
+        <w:drawing>
+          <wp:inline distT="0" distB="0" distL="0" distR="0" wp14:anchorId="3F85D971" wp14:editId="6B6800F2">
+            <wp:extent cx="5400675" cy="2538095"/>
+            <wp:effectExtent l="0" t="0" r="0" b="0"/>
+            <wp:docPr id="1170197714" name="그림 1" descr="텍스트, 스낵, 음식이(가) 표시된 사진&#10;&#10;자동 생성된 설명"/>
+            <wp:cNvGraphicFramePr>
+              <a:graphicFrameLocks xmlns:a="http://schemas.openxmlformats.org/drawingml/2006/main" noChangeAspect="1"/>
+            </wp:cNvGraphicFramePr>
+            <a:graphic xmlns:a="http://schemas.openxmlformats.org/drawingml/2006/main">
+              <a:graphicData uri="http://schemas.openxmlformats.org/drawingml/2006/picture">
+                <pic:pic xmlns:pic="http://schemas.openxmlformats.org/drawingml/2006/picture">
+                  <pic:nvPicPr>
+                    <pic:cNvPr id="1170197714" name="그림 1" descr="텍스트, 스낵, 음식이(가) 표시된 사진&#10;&#10;자동 생성된 설명"/>
+                    <pic:cNvPicPr/>
+                  </pic:nvPicPr>
+                  <pic:blipFill>
+                    <a:blip r:embed="rId29"/>
+                    <a:stretch>
+                      <a:fillRect/>
+                    </a:stretch>
+                  </pic:blipFill>
+                  <pic:spPr>
+                    <a:xfrm>
+                      <a:off x="0" y="0"/>
+                      <a:ext cx="5400675" cy="2538095"/>
+                    </a:xfrm>
+                    <a:prstGeom prst="rect">
+                      <a:avLst/>
+                    </a:prstGeom>
+                  </pic:spPr>
+                </pic:pic>
+              </a:graphicData>
+            </a:graphic>
+          </wp:inline>
+        </w:drawing>
+      </w:r>
+    </w:p>
+    <w:p>
+      <w:pPr>
+        <w:rPr>
+          <w:rFonts w:hint="eastAsia"/>
+        </w:rPr>
+      </w:pPr>
+      <w:r>
         <w:rPr>
           <w:rFonts w:hint="eastAsia"/>
         </w:rPr>
         <w:t>개요:</w:t>
       </w:r>
-    </w:p>
-    <w:p>
+      <w:r>
+        <w:rPr>
+          <w:rFonts w:hint="eastAsia"/>
+        </w:rPr>
+        <w:t xml:space="preserve"> </w:t>
+      </w:r>
+      <w:proofErr w:type="spellStart"/>
+      <w:r>
+        <w:rPr>
+          <w:rFonts w:hint="eastAsia"/>
+        </w:rPr>
+        <w:t>커튼콜</w:t>
+      </w:r>
+      <w:proofErr w:type="spellEnd"/>
+      <w:r>
+        <w:rPr>
+          <w:rFonts w:hint="eastAsia"/>
+        </w:rPr>
+        <w:t xml:space="preserve"> 프로젝트에서 </w:t>
+      </w:r>
+      <w:r>
+        <w:t>‘</w:t>
+      </w:r>
+      <w:r>
+        <w:rPr>
+          <w:rFonts w:hint="eastAsia"/>
+        </w:rPr>
+        <w:t>다</w:t>
+      </w:r>
+      <w:r>
+        <w:t>’</w:t>
+      </w:r>
+      <w:r>
+        <w:rPr>
+          <w:rFonts w:hint="eastAsia"/>
+        </w:rPr>
+        <w:t xml:space="preserve">의 기능 영감을 얻은 사이트입니다. </w:t>
+      </w:r>
+    </w:p>
+    <w:p>
+      <w:pPr>
+        <w:rPr>
+          <w:rFonts w:hint="eastAsia"/>
+        </w:rPr>
+      </w:pPr>
       <w:r>
         <w:rPr>
           <w:rFonts w:hint="eastAsia"/>
         </w:rPr>
         <w:t>기능:</w:t>
       </w:r>
+      <w:r>
+        <w:rPr>
+          <w:rFonts w:hint="eastAsia"/>
+        </w:rPr>
+        <w:t xml:space="preserve"> </w:t>
+      </w:r>
+      <w:r>
+        <w:rPr>
+          <w:rFonts w:hint="eastAsia"/>
+        </w:rPr>
+        <w:t>사용자가</w:t>
+      </w:r>
+      <w:r>
+        <w:t xml:space="preserve"> 대진표를 만들고 참여하여 다양한 선택지 중에서 선호도에 순위를 매길 수 있는</w:t>
+      </w:r>
+      <w:r>
+        <w:rPr>
+          <w:rFonts w:hint="eastAsia"/>
+        </w:rPr>
+        <w:t xml:space="preserve"> </w:t>
+      </w:r>
+      <w:r>
+        <w:t>플랫폼을 제공합니다. 이 사이트는 토너먼트 스타일 선택의 재미와 경쟁</w:t>
+      </w:r>
+      <w:r>
+        <w:rPr>
+          <w:rFonts w:hint="eastAsia"/>
+        </w:rPr>
+        <w:t>을 제공합</w:t>
+      </w:r>
+      <w:r>
+        <w:t>니다.</w:t>
+      </w:r>
+      <w:r>
+        <w:rPr>
+          <w:rFonts w:hint="eastAsia"/>
+        </w:rPr>
+        <w:t xml:space="preserve"> </w:t>
+      </w:r>
     </w:p>
     <w:p/>
-    <w:p>
-      <w:pPr>
-        <w:rPr>
-          <w:rFonts w:hint="eastAsia"/>
-        </w:rPr>
-      </w:pPr>
-    </w:p>
+    <w:p/>
     <w:p>
       <w:r>
         <w:rPr>
@@ -4079,6 +4119,14 @@
         </w:rPr>
         <w:t xml:space="preserve">결론. 커튼콜의 </w:t>
       </w:r>
+      <w:proofErr w:type="spellStart"/>
+      <w:r>
+        <w:rPr>
+          <w:rFonts w:hint="eastAsia"/>
+        </w:rPr>
+        <w:t>차별점</w:t>
+      </w:r>
+      <w:proofErr w:type="spellEnd"/>
     </w:p>
     <w:p>
       <w:r>
@@ -4199,14 +4247,12 @@
         </w:rPr>
         <w:t xml:space="preserve"> 앱이 제공하는 특이한 경험이 사용자에게 다르게 </w:t>
       </w:r>
-      <w:proofErr w:type="gramStart"/>
-      <w:r>
-        <w:rPr>
-          <w:rFonts w:hint="eastAsia"/>
-        </w:rPr>
-        <w:t>다가 올</w:t>
-      </w:r>
-      <w:proofErr w:type="gramEnd"/>
+      <w:r>
+        <w:rPr>
+          <w:rFonts w:hint="eastAsia"/>
+        </w:rPr>
+        <w:t>다가갈</w:t>
+      </w:r>
       <w:r>
         <w:rPr>
           <w:rFonts w:hint="eastAsia"/>
@@ -4262,7 +4308,7 @@
         <w:pStyle w:val="a8"/>
         <w:spacing w:line="240" w:lineRule="auto"/>
         <w:rPr>
-          <w:rFonts w:asciiTheme="minorHAnsi" w:eastAsiaTheme="minorHAnsi" w:hAnsiTheme="minorHAnsi" w:cs="바탕체" w:hint="eastAsia"/>
+          <w:rFonts w:asciiTheme="minorHAnsi" w:eastAsiaTheme="minorHAnsi" w:hAnsiTheme="minorHAnsi" w:cs="바탕체"/>
           <w:b/>
           <w:bCs/>
           <w:sz w:val="28"/>
@@ -4642,7 +4688,7 @@
         <w:spacing w:after="100" w:line="240" w:lineRule="auto"/>
         <w:ind w:left="500"/>
         <w:rPr>
-          <w:rFonts w:asciiTheme="minorHAnsi" w:eastAsiaTheme="minorHAnsi" w:hAnsiTheme="minorHAnsi" w:cs="바탕체" w:hint="eastAsia"/>
+          <w:rFonts w:asciiTheme="minorHAnsi" w:eastAsiaTheme="minorHAnsi" w:hAnsiTheme="minorHAnsi" w:cs="바탕체"/>
           <w:b/>
           <w:bCs/>
         </w:rPr>
@@ -4728,33 +4774,33 @@
         <w:spacing w:after="100" w:line="240" w:lineRule="auto"/>
         <w:ind w:left="500"/>
         <w:rPr>
+          <w:rFonts w:asciiTheme="minorHAnsi" w:eastAsiaTheme="minorHAnsi" w:hAnsiTheme="minorHAnsi" w:cs="바탕체"/>
+          <w:b/>
+          <w:bCs/>
+        </w:rPr>
+      </w:pPr>
+      <w:r>
+        <w:rPr>
           <w:rFonts w:asciiTheme="minorHAnsi" w:eastAsiaTheme="minorHAnsi" w:hAnsiTheme="minorHAnsi" w:cs="바탕체" w:hint="eastAsia"/>
           <w:b/>
           <w:bCs/>
         </w:rPr>
-      </w:pPr>
+        <w:t>라</w:t>
+      </w:r>
+      <w:r>
+        <w:rPr>
+          <w:rFonts w:asciiTheme="minorHAnsi" w:eastAsiaTheme="minorHAnsi" w:hAnsiTheme="minorHAnsi" w:cs="바탕체"/>
+          <w:b/>
+          <w:bCs/>
+        </w:rPr>
+        <w:t xml:space="preserve">. </w:t>
+      </w:r>
       <w:r>
         <w:rPr>
           <w:rFonts w:asciiTheme="minorHAnsi" w:eastAsiaTheme="minorHAnsi" w:hAnsiTheme="minorHAnsi" w:cs="바탕체" w:hint="eastAsia"/>
           <w:b/>
           <w:bCs/>
         </w:rPr>
-        <w:t>라</w:t>
-      </w:r>
-      <w:r>
-        <w:rPr>
-          <w:rFonts w:asciiTheme="minorHAnsi" w:eastAsiaTheme="minorHAnsi" w:hAnsiTheme="minorHAnsi" w:cs="바탕체"/>
-          <w:b/>
-          <w:bCs/>
-        </w:rPr>
-        <w:t xml:space="preserve">. </w:t>
-      </w:r>
-      <w:r>
-        <w:rPr>
-          <w:rFonts w:asciiTheme="minorHAnsi" w:eastAsiaTheme="minorHAnsi" w:hAnsiTheme="minorHAnsi" w:cs="바탕체" w:hint="eastAsia"/>
-          <w:b/>
-          <w:bCs/>
-        </w:rPr>
         <w:t>기타</w:t>
       </w:r>
     </w:p>
@@ -4788,7 +4834,7 @@
         <w:spacing w:line="240" w:lineRule="auto"/>
         <w:ind w:left="700"/>
         <w:rPr>
-          <w:rFonts w:asciiTheme="minorHAnsi" w:eastAsiaTheme="minorHAnsi" w:hAnsiTheme="minorHAnsi" w:cs="바탕체" w:hint="eastAsia"/>
+          <w:rFonts w:asciiTheme="minorHAnsi" w:eastAsiaTheme="minorHAnsi" w:hAnsiTheme="minorHAnsi" w:cs="바탕체"/>
         </w:rPr>
       </w:pPr>
       <w:r>
@@ -4822,16 +4868,16 @@
         <w:spacing w:line="240" w:lineRule="auto"/>
         <w:ind w:left="700"/>
         <w:rPr>
-          <w:rFonts w:asciiTheme="minorHAnsi" w:eastAsiaTheme="minorHAnsi" w:hAnsiTheme="minorHAnsi" w:cs="바탕체" w:hint="eastAsia"/>
-        </w:rPr>
-      </w:pPr>
-    </w:p>
-    <w:p>
-      <w:pPr>
-        <w:pStyle w:val="a8"/>
-        <w:spacing w:line="240" w:lineRule="auto"/>
-        <w:rPr>
-          <w:rFonts w:asciiTheme="minorHAnsi" w:eastAsiaTheme="minorHAnsi" w:hAnsiTheme="minorHAnsi" w:cs="바탕체" w:hint="eastAsia"/>
+          <w:rFonts w:asciiTheme="minorHAnsi" w:eastAsiaTheme="minorHAnsi" w:hAnsiTheme="minorHAnsi" w:cs="바탕체"/>
+        </w:rPr>
+      </w:pPr>
+    </w:p>
+    <w:p>
+      <w:pPr>
+        <w:pStyle w:val="a8"/>
+        <w:spacing w:line="240" w:lineRule="auto"/>
+        <w:rPr>
+          <w:rFonts w:asciiTheme="minorHAnsi" w:eastAsiaTheme="minorHAnsi" w:hAnsiTheme="minorHAnsi" w:cs="바탕체"/>
           <w:b/>
           <w:bCs/>
           <w:sz w:val="24"/>
@@ -7717,7 +7763,7 @@
         </w:rPr>
         <w:t>PYPI Django channel</w:t>
       </w:r>
-      <w:hyperlink r:id="rId29" w:history="1">
+      <w:hyperlink r:id="rId30" w:history="1">
         <w:r>
           <w:rPr>
             <w:rFonts w:asciiTheme="minorHAnsi" w:eastAsiaTheme="minorHAnsi" w:hAnsiTheme="minorHAnsi"/>
@@ -7772,7 +7818,7 @@
         </w:rPr>
         <w:t>Ahn, G. (n.d.). NEW-DDOCKDDACK. GitHub. Retrieved from</w:t>
       </w:r>
-      <w:hyperlink r:id="rId30" w:history="1">
+      <w:hyperlink r:id="rId31" w:history="1">
         <w:r>
           <w:rPr>
             <w:rFonts w:asciiTheme="minorHAnsi" w:eastAsiaTheme="minorHAnsi" w:hAnsiTheme="minorHAnsi"/>
@@ -7813,7 +7859,7 @@
         </w:rPr>
         <w:t>Duplicate Image Finder</w:t>
       </w:r>
-      <w:hyperlink r:id="rId31" w:history="1">
+      <w:hyperlink r:id="rId32" w:history="1">
         <w:r>
           <w:rPr>
             <w:rFonts w:asciiTheme="minorHAnsi" w:eastAsiaTheme="minorHAnsi" w:hAnsiTheme="minorHAnsi"/>
@@ -7856,7 +7902,7 @@
         </w:rPr>
         <w:t>Piku.이상형월드컵</w:t>
       </w:r>
-      <w:hyperlink r:id="rId32" w:history="1">
+      <w:hyperlink r:id="rId33" w:history="1">
         <w:r>
           <w:rPr>
             <w:rFonts w:asciiTheme="minorHAnsi" w:eastAsiaTheme="minorHAnsi" w:hAnsiTheme="minorHAnsi"/>
@@ -7900,7 +7946,7 @@
         </w:rPr>
         <w:t>Django 개발 가이드</w:t>
       </w:r>
-      <w:hyperlink r:id="rId33" w:history="1">
+      <w:hyperlink r:id="rId34" w:anchor="django_1" w:history="1">
         <w:r>
           <w:rPr>
             <w:rFonts w:asciiTheme="minorHAnsi" w:eastAsiaTheme="minorHAnsi" w:hAnsiTheme="minorHAnsi"/>
@@ -7955,7 +8001,7 @@
         </w:rPr>
         <w:t>파이썬 개발 가이드</w:t>
       </w:r>
-      <w:hyperlink r:id="rId34" w:history="1">
+      <w:hyperlink r:id="rId35" w:history="1">
         <w:r>
           <w:rPr>
             <w:rFonts w:asciiTheme="minorHAnsi" w:eastAsiaTheme="minorHAnsi" w:hAnsiTheme="minorHAnsi"/>
@@ -7999,7 +8045,7 @@
         </w:rPr>
         <w:t>파이썬 개발 가이드 원문</w:t>
       </w:r>
-      <w:hyperlink r:id="rId35" w:history="1">
+      <w:hyperlink r:id="rId36" w:history="1">
         <w:r>
           <w:rPr>
             <w:rFonts w:asciiTheme="minorHAnsi" w:eastAsiaTheme="minorHAnsi" w:hAnsiTheme="minorHAnsi"/>
@@ -8028,7 +8074,7 @@
       </w:pPr>
     </w:p>
     <w:sectPr>
-      <w:footerReference w:type="default" r:id="rId36"/>
+      <w:footerReference w:type="default" r:id="rId37"/>
       <w:endnotePr>
         <w:numFmt w:val="decimal"/>
       </w:endnotePr>
@@ -8042,7 +8088,7 @@
 </file>
 
 <file path=word/endnotes.xml><?xml version="1.0" encoding="utf-8"?>
-<w:endnotes xmlns:wpc="http://schemas.microsoft.com/office/word/2010/wordprocessingCanvas" xmlns:cx="http://schemas.microsoft.com/office/drawing/2014/chartex" xmlns:cx1="http://schemas.microsoft.com/office/drawing/2015/9/8/chartex" xmlns:cx2="http://schemas.microsoft.com/office/drawing/2015/10/21/chartex" xmlns:cx3="http://schemas.microsoft.com/office/drawing/2016/5/9/chartex" xmlns:cx4="http://schemas.microsoft.com/office/drawing/2016/5/10/chartex" xmlns:cx5="http://schemas.microsoft.com/office/drawing/2016/5/11/chartex" xmlns:cx6="http://schemas.microsoft.com/office/drawing/2016/5/12/chartex" xmlns:cx7="http://schemas.microsoft.com/office/drawing/2016/5/13/chartex" xmlns:cx8="http://schemas.microsoft.com/office/drawing/2016/5/14/chartex" xmlns:mc="http://schemas.openxmlformats.org/markup-compatibility/2006" xmlns:aink="http://schemas.microsoft.com/office/drawing/2016/ink" xmlns:am3d="http://schemas.microsoft.com/office/drawing/2017/model3d" xmlns:o="urn:schemas-microsoft-com:office:office" xmlns:oel="http://schemas.microsoft.com/office/2019/extlst" xmlns:r="http://schemas.openxmlformats.org/officeDocument/2006/relationships" xmlns:m="http://schemas.openxmlformats.org/officeDocument/2006/math" xmlns:v="urn:schemas-microsoft-com:vml" xmlns:wp14="http://schemas.microsoft.com/office/word/2010/wordprocessingDrawing" xmlns:wp="http://schemas.openxmlformats.org/drawingml/2006/wordprocessingDrawing" xmlns:w10="urn:schemas-microsoft-com:office:word" xmlns:w="http://schemas.openxmlformats.org/wordprocessingml/2006/main" xmlns:w14="http://schemas.microsoft.com/office/word/2010/wordml" xmlns:w15="http://schemas.microsoft.com/office/word/2012/wordml" xmlns:w16cex="http://schemas.microsoft.com/office/word/2018/wordml/cex" xmlns:w16cid="http://schemas.microsoft.com/office/word/2016/wordml/cid" xmlns:w16="http://schemas.microsoft.com/office/word/2018/wordml" xmlns:w16du="http://schemas.microsoft.com/office/word/2023/wordml/word16du" xmlns:w16sdtdh="http://schemas.microsoft.com/office/word/2020/wordml/sdtdatahash" xmlns:w16se="http://schemas.microsoft.com/office/word/2015/wordml/symex" xmlns:wpg="http://schemas.microsoft.com/office/word/2010/wordprocessingGroup" xmlns:wpi="http://schemas.microsoft.com/office/word/2010/wordprocessingInk" xmlns:wne="http://schemas.microsoft.com/office/word/2006/wordml" xmlns:wps="http://schemas.microsoft.com/office/word/2010/wordprocessingShape" mc:Ignorable="w14 w15 w16se w16cid w16 w16cex w16sdtdh w16du wp14">
+<w:endnotes xmlns:wpc="http://schemas.microsoft.com/office/word/2010/wordprocessingCanvas" xmlns:cx="http://schemas.microsoft.com/office/drawing/2014/chartex" xmlns:cx1="http://schemas.microsoft.com/office/drawing/2015/9/8/chartex" xmlns:cx2="http://schemas.microsoft.com/office/drawing/2015/10/21/chartex" xmlns:cx3="http://schemas.microsoft.com/office/drawing/2016/5/9/chartex" xmlns:cx4="http://schemas.microsoft.com/office/drawing/2016/5/10/chartex" xmlns:cx5="http://schemas.microsoft.com/office/drawing/2016/5/11/chartex" xmlns:cx6="http://schemas.microsoft.com/office/drawing/2016/5/12/chartex" xmlns:cx7="http://schemas.microsoft.com/office/drawing/2016/5/13/chartex" xmlns:cx8="http://schemas.microsoft.com/office/drawing/2016/5/14/chartex" xmlns:mc="http://schemas.openxmlformats.org/markup-compatibility/2006" xmlns:aink="http://schemas.microsoft.com/office/drawing/2016/ink" xmlns:am3d="http://schemas.microsoft.com/office/drawing/2017/model3d" xmlns:o="urn:schemas-microsoft-com:office:office" xmlns:oel="http://schemas.microsoft.com/office/2019/extlst" xmlns:r="http://schemas.openxmlformats.org/officeDocument/2006/relationships" xmlns:m="http://schemas.openxmlformats.org/officeDocument/2006/math" xmlns:v="urn:schemas-microsoft-com:vml" xmlns:wp14="http://schemas.microsoft.com/office/word/2010/wordprocessingDrawing" xmlns:wp="http://schemas.openxmlformats.org/drawingml/2006/wordprocessingDrawing" xmlns:w10="urn:schemas-microsoft-com:office:word" xmlns:w="http://schemas.openxmlformats.org/wordprocessingml/2006/main" xmlns:w14="http://schemas.microsoft.com/office/word/2010/wordml" xmlns:w15="http://schemas.microsoft.com/office/word/2012/wordml" xmlns:w16cex="http://schemas.microsoft.com/office/word/2018/wordml/cex" xmlns:w16cid="http://schemas.microsoft.com/office/word/2016/wordml/cid" xmlns:w16="http://schemas.microsoft.com/office/word/2018/wordml" xmlns:w16sdtdh="http://schemas.microsoft.com/office/word/2020/wordml/sdtdatahash" xmlns:w16se="http://schemas.microsoft.com/office/word/2015/wordml/symex" xmlns:wpg="http://schemas.microsoft.com/office/word/2010/wordprocessingGroup" xmlns:wpi="http://schemas.microsoft.com/office/word/2010/wordprocessingInk" xmlns:wne="http://schemas.microsoft.com/office/word/2006/wordml" xmlns:wps="http://schemas.microsoft.com/office/word/2010/wordprocessingShape" mc:Ignorable="w14 w15 w16se w16cid w16 w16cex w16sdtdh wp14">
   <w:endnote w:type="separator" w:id="-1">
     <w:p>
       <w:r>
@@ -8061,7 +8107,7 @@
 </file>
 
 <file path=word/footer1.xml><?xml version="1.0" encoding="utf-8"?>
-<w:ftr xmlns:wpc="http://schemas.microsoft.com/office/word/2010/wordprocessingCanvas" xmlns:cx="http://schemas.microsoft.com/office/drawing/2014/chartex" xmlns:cx1="http://schemas.microsoft.com/office/drawing/2015/9/8/chartex" xmlns:cx2="http://schemas.microsoft.com/office/drawing/2015/10/21/chartex" xmlns:cx3="http://schemas.microsoft.com/office/drawing/2016/5/9/chartex" xmlns:cx4="http://schemas.microsoft.com/office/drawing/2016/5/10/chartex" xmlns:cx5="http://schemas.microsoft.com/office/drawing/2016/5/11/chartex" xmlns:cx6="http://schemas.microsoft.com/office/drawing/2016/5/12/chartex" xmlns:cx7="http://schemas.microsoft.com/office/drawing/2016/5/13/chartex" xmlns:cx8="http://schemas.microsoft.com/office/drawing/2016/5/14/chartex" xmlns:mc="http://schemas.openxmlformats.org/markup-compatibility/2006" xmlns:aink="http://schemas.microsoft.com/office/drawing/2016/ink" xmlns:am3d="http://schemas.microsoft.com/office/drawing/2017/model3d" xmlns:o="urn:schemas-microsoft-com:office:office" xmlns:oel="http://schemas.microsoft.com/office/2019/extlst" xmlns:r="http://schemas.openxmlformats.org/officeDocument/2006/relationships" xmlns:m="http://schemas.openxmlformats.org/officeDocument/2006/math" xmlns:v="urn:schemas-microsoft-com:vml" xmlns:wp14="http://schemas.microsoft.com/office/word/2010/wordprocessingDrawing" xmlns:wp="http://schemas.openxmlformats.org/drawingml/2006/wordprocessingDrawing" xmlns:w10="urn:schemas-microsoft-com:office:word" xmlns:w="http://schemas.openxmlformats.org/wordprocessingml/2006/main" xmlns:w14="http://schemas.microsoft.com/office/word/2010/wordml" xmlns:w15="http://schemas.microsoft.com/office/word/2012/wordml" xmlns:w16cex="http://schemas.microsoft.com/office/word/2018/wordml/cex" xmlns:w16cid="http://schemas.microsoft.com/office/word/2016/wordml/cid" xmlns:w16="http://schemas.microsoft.com/office/word/2018/wordml" xmlns:w16du="http://schemas.microsoft.com/office/word/2023/wordml/word16du" xmlns:w16sdtdh="http://schemas.microsoft.com/office/word/2020/wordml/sdtdatahash" xmlns:w16se="http://schemas.microsoft.com/office/word/2015/wordml/symex" xmlns:wpg="http://schemas.microsoft.com/office/word/2010/wordprocessingGroup" xmlns:wpi="http://schemas.microsoft.com/office/word/2010/wordprocessingInk" xmlns:wne="http://schemas.microsoft.com/office/word/2006/wordml" xmlns:wps="http://schemas.microsoft.com/office/word/2010/wordprocessingShape" mc:Ignorable="w14 w15 w16se w16cid w16 w16cex w16sdtdh w16du wp14">
+<w:ftr xmlns:wpc="http://schemas.microsoft.com/office/word/2010/wordprocessingCanvas" xmlns:cx="http://schemas.microsoft.com/office/drawing/2014/chartex" xmlns:cx1="http://schemas.microsoft.com/office/drawing/2015/9/8/chartex" xmlns:cx2="http://schemas.microsoft.com/office/drawing/2015/10/21/chartex" xmlns:cx3="http://schemas.microsoft.com/office/drawing/2016/5/9/chartex" xmlns:cx4="http://schemas.microsoft.com/office/drawing/2016/5/10/chartex" xmlns:cx5="http://schemas.microsoft.com/office/drawing/2016/5/11/chartex" xmlns:cx6="http://schemas.microsoft.com/office/drawing/2016/5/12/chartex" xmlns:cx7="http://schemas.microsoft.com/office/drawing/2016/5/13/chartex" xmlns:cx8="http://schemas.microsoft.com/office/drawing/2016/5/14/chartex" xmlns:mc="http://schemas.openxmlformats.org/markup-compatibility/2006" xmlns:aink="http://schemas.microsoft.com/office/drawing/2016/ink" xmlns:am3d="http://schemas.microsoft.com/office/drawing/2017/model3d" xmlns:o="urn:schemas-microsoft-com:office:office" xmlns:oel="http://schemas.microsoft.com/office/2019/extlst" xmlns:r="http://schemas.openxmlformats.org/officeDocument/2006/relationships" xmlns:m="http://schemas.openxmlformats.org/officeDocument/2006/math" xmlns:v="urn:schemas-microsoft-com:vml" xmlns:wp14="http://schemas.microsoft.com/office/word/2010/wordprocessingDrawing" xmlns:wp="http://schemas.openxmlformats.org/drawingml/2006/wordprocessingDrawing" xmlns:w10="urn:schemas-microsoft-com:office:word" xmlns:w="http://schemas.openxmlformats.org/wordprocessingml/2006/main" xmlns:w14="http://schemas.microsoft.com/office/word/2010/wordml" xmlns:w15="http://schemas.microsoft.com/office/word/2012/wordml" xmlns:w16cex="http://schemas.microsoft.com/office/word/2018/wordml/cex" xmlns:w16cid="http://schemas.microsoft.com/office/word/2016/wordml/cid" xmlns:w16="http://schemas.microsoft.com/office/word/2018/wordml" xmlns:w16sdtdh="http://schemas.microsoft.com/office/word/2020/wordml/sdtdatahash" xmlns:w16se="http://schemas.microsoft.com/office/word/2015/wordml/symex" xmlns:wpg="http://schemas.microsoft.com/office/word/2010/wordprocessingGroup" xmlns:wpi="http://schemas.microsoft.com/office/word/2010/wordprocessingInk" xmlns:wne="http://schemas.microsoft.com/office/word/2006/wordml" xmlns:wps="http://schemas.microsoft.com/office/word/2010/wordprocessingShape" mc:Ignorable="w14 w15 w16se w16cid w16 w16cex w16sdtdh wp14">
   <w:sdt>
     <w:sdtPr>
       <w:id w:val="-224073999"/>
@@ -8102,7 +8148,7 @@
 </file>
 
 <file path=word/footnotes.xml><?xml version="1.0" encoding="utf-8"?>
-<w:footnotes xmlns:wpc="http://schemas.microsoft.com/office/word/2010/wordprocessingCanvas" xmlns:cx="http://schemas.microsoft.com/office/drawing/2014/chartex" xmlns:cx1="http://schemas.microsoft.com/office/drawing/2015/9/8/chartex" xmlns:cx2="http://schemas.microsoft.com/office/drawing/2015/10/21/chartex" xmlns:cx3="http://schemas.microsoft.com/office/drawing/2016/5/9/chartex" xmlns:cx4="http://schemas.microsoft.com/office/drawing/2016/5/10/chartex" xmlns:cx5="http://schemas.microsoft.com/office/drawing/2016/5/11/chartex" xmlns:cx6="http://schemas.microsoft.com/office/drawing/2016/5/12/chartex" xmlns:cx7="http://schemas.microsoft.com/office/drawing/2016/5/13/chartex" xmlns:cx8="http://schemas.microsoft.com/office/drawing/2016/5/14/chartex" xmlns:mc="http://schemas.openxmlformats.org/markup-compatibility/2006" xmlns:aink="http://schemas.microsoft.com/office/drawing/2016/ink" xmlns:am3d="http://schemas.microsoft.com/office/drawing/2017/model3d" xmlns:o="urn:schemas-microsoft-com:office:office" xmlns:oel="http://schemas.microsoft.com/office/2019/extlst" xmlns:r="http://schemas.openxmlformats.org/officeDocument/2006/relationships" xmlns:m="http://schemas.openxmlformats.org/officeDocument/2006/math" xmlns:v="urn:schemas-microsoft-com:vml" xmlns:wp14="http://schemas.microsoft.com/office/word/2010/wordprocessingDrawing" xmlns:wp="http://schemas.openxmlformats.org/drawingml/2006/wordprocessingDrawing" xmlns:w10="urn:schemas-microsoft-com:office:word" xmlns:w="http://schemas.openxmlformats.org/wordprocessingml/2006/main" xmlns:w14="http://schemas.microsoft.com/office/word/2010/wordml" xmlns:w15="http://schemas.microsoft.com/office/word/2012/wordml" xmlns:w16cex="http://schemas.microsoft.com/office/word/2018/wordml/cex" xmlns:w16cid="http://schemas.microsoft.com/office/word/2016/wordml/cid" xmlns:w16="http://schemas.microsoft.com/office/word/2018/wordml" xmlns:w16du="http://schemas.microsoft.com/office/word/2023/wordml/word16du" xmlns:w16sdtdh="http://schemas.microsoft.com/office/word/2020/wordml/sdtdatahash" xmlns:w16se="http://schemas.microsoft.com/office/word/2015/wordml/symex" xmlns:wpg="http://schemas.microsoft.com/office/word/2010/wordprocessingGroup" xmlns:wpi="http://schemas.microsoft.com/office/word/2010/wordprocessingInk" xmlns:wne="http://schemas.microsoft.com/office/word/2006/wordml" xmlns:wps="http://schemas.microsoft.com/office/word/2010/wordprocessingShape" mc:Ignorable="w14 w15 w16se w16cid w16 w16cex w16sdtdh w16du wp14">
+<w:footnotes xmlns:wpc="http://schemas.microsoft.com/office/word/2010/wordprocessingCanvas" xmlns:cx="http://schemas.microsoft.com/office/drawing/2014/chartex" xmlns:cx1="http://schemas.microsoft.com/office/drawing/2015/9/8/chartex" xmlns:cx2="http://schemas.microsoft.com/office/drawing/2015/10/21/chartex" xmlns:cx3="http://schemas.microsoft.com/office/drawing/2016/5/9/chartex" xmlns:cx4="http://schemas.microsoft.com/office/drawing/2016/5/10/chartex" xmlns:cx5="http://schemas.microsoft.com/office/drawing/2016/5/11/chartex" xmlns:cx6="http://schemas.microsoft.com/office/drawing/2016/5/12/chartex" xmlns:cx7="http://schemas.microsoft.com/office/drawing/2016/5/13/chartex" xmlns:cx8="http://schemas.microsoft.com/office/drawing/2016/5/14/chartex" xmlns:mc="http://schemas.openxmlformats.org/markup-compatibility/2006" xmlns:aink="http://schemas.microsoft.com/office/drawing/2016/ink" xmlns:am3d="http://schemas.microsoft.com/office/drawing/2017/model3d" xmlns:o="urn:schemas-microsoft-com:office:office" xmlns:oel="http://schemas.microsoft.com/office/2019/extlst" xmlns:r="http://schemas.openxmlformats.org/officeDocument/2006/relationships" xmlns:m="http://schemas.openxmlformats.org/officeDocument/2006/math" xmlns:v="urn:schemas-microsoft-com:vml" xmlns:wp14="http://schemas.microsoft.com/office/word/2010/wordprocessingDrawing" xmlns:wp="http://schemas.openxmlformats.org/drawingml/2006/wordprocessingDrawing" xmlns:w10="urn:schemas-microsoft-com:office:word" xmlns:w="http://schemas.openxmlformats.org/wordprocessingml/2006/main" xmlns:w14="http://schemas.microsoft.com/office/word/2010/wordml" xmlns:w15="http://schemas.microsoft.com/office/word/2012/wordml" xmlns:w16cex="http://schemas.microsoft.com/office/word/2018/wordml/cex" xmlns:w16cid="http://schemas.microsoft.com/office/word/2016/wordml/cid" xmlns:w16="http://schemas.microsoft.com/office/word/2018/wordml" xmlns:w16sdtdh="http://schemas.microsoft.com/office/word/2020/wordml/sdtdatahash" xmlns:w16se="http://schemas.microsoft.com/office/word/2015/wordml/symex" xmlns:wpg="http://schemas.microsoft.com/office/word/2010/wordprocessingGroup" xmlns:wpi="http://schemas.microsoft.com/office/word/2010/wordprocessingInk" xmlns:wne="http://schemas.microsoft.com/office/word/2006/wordml" xmlns:wps="http://schemas.microsoft.com/office/word/2010/wordprocessingShape" mc:Ignorable="w14 w15 w16se w16cid w16 w16cex w16sdtdh wp14">
   <w:footnote w:type="separator" w:id="-1">
     <w:p>
       <w:r>
@@ -8121,7 +8167,7 @@
 </file>
 
 <file path=word/numbering.xml><?xml version="1.0" encoding="utf-8"?>
-<w:numbering xmlns:wpc="http://schemas.microsoft.com/office/word/2010/wordprocessingCanvas" xmlns:cx="http://schemas.microsoft.com/office/drawing/2014/chartex" xmlns:cx1="http://schemas.microsoft.com/office/drawing/2015/9/8/chartex" xmlns:cx2="http://schemas.microsoft.com/office/drawing/2015/10/21/chartex" xmlns:cx3="http://schemas.microsoft.com/office/drawing/2016/5/9/chartex" xmlns:cx4="http://schemas.microsoft.com/office/drawing/2016/5/10/chartex" xmlns:cx5="http://schemas.microsoft.com/office/drawing/2016/5/11/chartex" xmlns:cx6="http://schemas.microsoft.com/office/drawing/2016/5/12/chartex" xmlns:cx7="http://schemas.microsoft.com/office/drawing/2016/5/13/chartex" xmlns:cx8="http://schemas.microsoft.com/office/drawing/2016/5/14/chartex" xmlns:mc="http://schemas.openxmlformats.org/markup-compatibility/2006" xmlns:aink="http://schemas.microsoft.com/office/drawing/2016/ink" xmlns:am3d="http://schemas.microsoft.com/office/drawing/2017/model3d" xmlns:o="urn:schemas-microsoft-com:office:office" xmlns:oel="http://schemas.microsoft.com/office/2019/extlst" xmlns:r="http://schemas.openxmlformats.org/officeDocument/2006/relationships" xmlns:m="http://schemas.openxmlformats.org/officeDocument/2006/math" xmlns:v="urn:schemas-microsoft-com:vml" xmlns:wp14="http://schemas.microsoft.com/office/word/2010/wordprocessingDrawing" xmlns:wp="http://schemas.openxmlformats.org/drawingml/2006/wordprocessingDrawing" xmlns:w10="urn:schemas-microsoft-com:office:word" xmlns:w="http://schemas.openxmlformats.org/wordprocessingml/2006/main" xmlns:w14="http://schemas.microsoft.com/office/word/2010/wordml" xmlns:w15="http://schemas.microsoft.com/office/word/2012/wordml" xmlns:w16cex="http://schemas.microsoft.com/office/word/2018/wordml/cex" xmlns:w16cid="http://schemas.microsoft.com/office/word/2016/wordml/cid" xmlns:w16="http://schemas.microsoft.com/office/word/2018/wordml" xmlns:w16du="http://schemas.microsoft.com/office/word/2023/wordml/word16du" xmlns:w16sdtdh="http://schemas.microsoft.com/office/word/2020/wordml/sdtdatahash" xmlns:w16se="http://schemas.microsoft.com/office/word/2015/wordml/symex" xmlns:wpg="http://schemas.microsoft.com/office/word/2010/wordprocessingGroup" xmlns:wpi="http://schemas.microsoft.com/office/word/2010/wordprocessingInk" xmlns:wne="http://schemas.microsoft.com/office/word/2006/wordml" xmlns:wps="http://schemas.microsoft.com/office/word/2010/wordprocessingShape" mc:Ignorable="w14 w15 w16se w16cid w16 w16cex w16sdtdh w16du wp14">
+<w:numbering xmlns:wpc="http://schemas.microsoft.com/office/word/2010/wordprocessingCanvas" xmlns:cx="http://schemas.microsoft.com/office/drawing/2014/chartex" xmlns:cx1="http://schemas.microsoft.com/office/drawing/2015/9/8/chartex" xmlns:cx2="http://schemas.microsoft.com/office/drawing/2015/10/21/chartex" xmlns:cx3="http://schemas.microsoft.com/office/drawing/2016/5/9/chartex" xmlns:cx4="http://schemas.microsoft.com/office/drawing/2016/5/10/chartex" xmlns:cx5="http://schemas.microsoft.com/office/drawing/2016/5/11/chartex" xmlns:cx6="http://schemas.microsoft.com/office/drawing/2016/5/12/chartex" xmlns:cx7="http://schemas.microsoft.com/office/drawing/2016/5/13/chartex" xmlns:cx8="http://schemas.microsoft.com/office/drawing/2016/5/14/chartex" xmlns:mc="http://schemas.openxmlformats.org/markup-compatibility/2006" xmlns:aink="http://schemas.microsoft.com/office/drawing/2016/ink" xmlns:am3d="http://schemas.microsoft.com/office/drawing/2017/model3d" xmlns:o="urn:schemas-microsoft-com:office:office" xmlns:oel="http://schemas.microsoft.com/office/2019/extlst" xmlns:r="http://schemas.openxmlformats.org/officeDocument/2006/relationships" xmlns:m="http://schemas.openxmlformats.org/officeDocument/2006/math" xmlns:v="urn:schemas-microsoft-com:vml" xmlns:wp14="http://schemas.microsoft.com/office/word/2010/wordprocessingDrawing" xmlns:wp="http://schemas.openxmlformats.org/drawingml/2006/wordprocessingDrawing" xmlns:w10="urn:schemas-microsoft-com:office:word" xmlns:w="http://schemas.openxmlformats.org/wordprocessingml/2006/main" xmlns:w14="http://schemas.microsoft.com/office/word/2010/wordml" xmlns:w15="http://schemas.microsoft.com/office/word/2012/wordml" xmlns:w16cex="http://schemas.microsoft.com/office/word/2018/wordml/cex" xmlns:w16cid="http://schemas.microsoft.com/office/word/2016/wordml/cid" xmlns:w16="http://schemas.microsoft.com/office/word/2018/wordml" xmlns:w16sdtdh="http://schemas.microsoft.com/office/word/2020/wordml/sdtdatahash" xmlns:w16se="http://schemas.microsoft.com/office/word/2015/wordml/symex" xmlns:wpg="http://schemas.microsoft.com/office/word/2010/wordprocessingGroup" xmlns:wpi="http://schemas.microsoft.com/office/word/2010/wordprocessingInk" xmlns:wne="http://schemas.microsoft.com/office/word/2006/wordml" xmlns:wps="http://schemas.microsoft.com/office/word/2010/wordprocessingShape" mc:Ignorable="w14 w15 w16se w16cid w16 w16cex w16sdtdh wp14">
   <w:abstractNum w:abstractNumId="0" w15:restartNumberingAfterBreak="0">
     <w:nsid w:val="06B04683"/>
     <w:multiLevelType w:val="multilevel"/>
@@ -8370,7 +8416,7 @@
 </file>
 
 <file path=word/styles.xml><?xml version="1.0" encoding="utf-8"?>
-<w:styles xmlns:mc="http://schemas.openxmlformats.org/markup-compatibility/2006" xmlns:r="http://schemas.openxmlformats.org/officeDocument/2006/relationships" xmlns:w="http://schemas.openxmlformats.org/wordprocessingml/2006/main" xmlns:w14="http://schemas.microsoft.com/office/word/2010/wordml" xmlns:w15="http://schemas.microsoft.com/office/word/2012/wordml" xmlns:w16cex="http://schemas.microsoft.com/office/word/2018/wordml/cex" xmlns:w16cid="http://schemas.microsoft.com/office/word/2016/wordml/cid" xmlns:w16="http://schemas.microsoft.com/office/word/2018/wordml" xmlns:w16du="http://schemas.microsoft.com/office/word/2023/wordml/word16du" xmlns:w16sdtdh="http://schemas.microsoft.com/office/word/2020/wordml/sdtdatahash" xmlns:w16se="http://schemas.microsoft.com/office/word/2015/wordml/symex" mc:Ignorable="w14 w15 w16se w16cid w16 w16cex w16sdtdh w16du">
+<w:styles xmlns:mc="http://schemas.openxmlformats.org/markup-compatibility/2006" xmlns:r="http://schemas.openxmlformats.org/officeDocument/2006/relationships" xmlns:w="http://schemas.openxmlformats.org/wordprocessingml/2006/main" xmlns:w14="http://schemas.microsoft.com/office/word/2010/wordml" xmlns:w15="http://schemas.microsoft.com/office/word/2012/wordml" xmlns:w16cex="http://schemas.microsoft.com/office/word/2018/wordml/cex" xmlns:w16cid="http://schemas.microsoft.com/office/word/2016/wordml/cid" xmlns:w16="http://schemas.microsoft.com/office/word/2018/wordml" xmlns:w16sdtdh="http://schemas.microsoft.com/office/word/2020/wordml/sdtdatahash" xmlns:w16se="http://schemas.microsoft.com/office/word/2015/wordml/symex" mc:Ignorable="w14 w15 w16se w16cid w16 w16cex w16sdtdh">
   <w:docDefaults>
     <w:rPrDefault>
       <w:rPr>
@@ -8793,6 +8839,7 @@
   <w:style w:type="character" w:default="1" w:styleId="a0">
     <w:name w:val="Default Paragraph Font"/>
     <w:uiPriority w:val="1"/>
+    <w:semiHidden/>
     <w:unhideWhenUsed/>
   </w:style>
   <w:style w:type="table" w:default="1" w:styleId="a1">
